--- a/pr-preview/pr-366/logistic-inference-handout.docx
+++ b/pr-preview/pr-366/logistic-inference-handout.docx
@@ -15,7 +15,7 @@
         <w:pStyle w:val="Date"/>
       </w:pPr>
       <w:r>
-        <w:t xml:space="preserve">Last modified: 2026-10-19 01:09:03 (PDT)</w:t>
+        <w:t xml:space="preserve">Last modified: 2026-10-19 09:45:06 (PDT)</w:t>
       </w:r>
     </w:p>
     <w:bookmarkStart w:id="14" w:name="introduction"/>
@@ -243,10 +243,10 @@
       <w:bookmarkStart w:id="11" w:name="eq-logistic-model"/>
       <w:r>
         <w:t xml:space="preserve">$$
-    \Pr\mathopen{}\left(Y_i= 1 \mid \mathord{\smash[b]{\underset{\raise.3ex\hbox{$\scriptstyle\sim$}}{x}}\vphantom{x}}_i\right)\mathclose{} = \pi_i
-    = \sigma\mathopen{}\left(\mathord{\smash[b]{\underset{\raise.3ex\hbox{$\scriptstyle\sim$}}{\beta}}\vphantom{\beta}} \cdot \mathord{\smash[b]{\underset{\raise.3ex\hbox{$\scriptstyle\sim$}}{x}}\vphantom{x}}_i\right)\mathclose{},
+    {\Pr\mathopen{}\left(Y_i= 1 \mid \mathord{\smash[b]{\underset{\raise.3ex\hbox{$\scriptstyle\sim$}}{x}}\vphantom{x}}_i\right)\mathclose{}} = \pi_i
+    = {\sigma\mathopen{}\left(\mathord{\smash[b]{\underset{\raise.3ex\hbox{$\scriptstyle\sim$}}{\beta}}\vphantom{\beta}} \cdot \mathord{\smash[b]{\underset{\raise.3ex\hbox{$\scriptstyle\sim$}}{x}}\vphantom{x}}_i\right)\mathclose{}},
     \qquad
-    \sigma\mathopen{}\left(u\right)\mathclose{} = \frac{1}{1 + e^{-u}},
+    {\sigma\mathopen{}\left(u\right)\mathclose{}} = \frac{1}{1 + e^{-u}},
      \qquad(1)$$</w:t>
       </w:r>
       <w:bookmarkEnd w:id="11"/>
@@ -1089,7 +1089,7 @@
       <w:bookmarkStart w:id="15" w:name="eq-deviance"/>
       <w:r>
         <w:t xml:space="preserve">$$
-    D\stackrel{\text{def}}{=}-2 \, \ell\mathopen{}\left(\hat{\mathord{\smash[b]{\underset{\raise.3ex\hbox{$\scriptstyle\sim$}}{\beta}}\vphantom{\beta}}}\right)\mathclose{}
+    D\stackrel{\text{def}}{=}-2 \, {\ell\mathopen{}\left(\hat{\mathord{\smash[b]{\underset{\raise.3ex\hbox{$\scriptstyle\sim$}}{\beta}}\vphantom{\beta}}}\right)\mathclose{}}
     = -2 \sum_{i=1}^n\mathopen{}\left\{y_i\ln \hat\pi_i + \mathopen{}\left(1 - y_i\right)\mathclose{} {\ln\mathopen{}\left(1 - \hat\pi_i\right)\mathclose{}}\right\}\mathclose{},
      \qquad(2)$$</w:t>
       </w:r>
@@ -1106,7 +1106,7 @@
         <w:t xml:space="preserve"> </w:t>
       </w:r>
       <w:r>
-        <w:t xml:space="preserve">$\hat\pi_i = \sigma\mathopen{}\left(\hat{\mathord{\smash[b]{\underset{\raise.3ex\hbox{$\scriptstyle\sim$}}{\beta}}\vphantom{\beta}}} \cdot \mathord{\smash[b]{\underset{\raise.3ex\hbox{$\scriptstyle\sim$}}{x}}\vphantom{x}}_i\right)\mathclose{}$</w:t>
+        <w:t xml:space="preserve">$\hat\pi_i = {\sigma\mathopen{}\left(\hat{\mathord{\smash[b]{\underset{\raise.3ex\hbox{$\scriptstyle\sim$}}{\beta}}\vphantom{\beta}}} \cdot \mathord{\smash[b]{\underset{\raise.3ex\hbox{$\scriptstyle\sim$}}{x}}\vphantom{x}}_i\right)\mathclose{}}$</w:t>
       </w:r>
       <w:r>
         <w:t xml:space="preserve"> </w:t>
@@ -4979,7 +4979,7 @@
       <w:bookmarkStart w:id="40" w:name="eq-saturated-model"/>
       <w:r>
         <w:t xml:space="preserve">$$
-    \Pr\mathopen{}\left(Y_i= 1 \mid \mathord{\smash[b]{\underset{\raise.3ex\hbox{$\scriptstyle\sim$}}{x}}\vphantom{x}}_i= \mathord{\smash[b]{\underset{\raise.3ex\hbox{$\scriptstyle\sim$}}{x}}\vphantom{x}}^{(k)}\right)\mathclose{} = \pi_k,
+    {\Pr\mathopen{}\left(Y_i= 1 \mid \mathord{\smash[b]{\underset{\raise.3ex\hbox{$\scriptstyle\sim$}}{x}}\vphantom{x}}_i= \mathord{\smash[b]{\underset{\raise.3ex\hbox{$\scriptstyle\sim$}}{x}}\vphantom{x}}^{(k)}\right)\mathclose{}} = \pi_k,
     \qquad k = 1, \dots, K,
      \qquad(4)$$</w:t>
       </w:r>
@@ -6645,7 +6645,7 @@
         <w:t xml:space="preserve"> </w:t>
       </w:r>
       <w:r>
-        <w:t xml:space="preserve">$\ell\mathopen{}\left(\hat{\mathord{\smash[b]{\underset{\raise.3ex\hbox{$\scriptstyle\sim$}}{\beta}}\vphantom{\beta}}}\right)\mathclose{}$</w:t>
+        <w:t xml:space="preserve">${\ell\mathopen{}\left(\hat{\mathord{\smash[b]{\underset{\raise.3ex\hbox{$\scriptstyle\sim$}}{\beta}}\vphantom{\beta}}}\right)\mathclose{}}$</w:t>
       </w:r>
       <w:r>
         <w:t xml:space="preserve"> </w:t>
@@ -6713,7 +6713,7 @@
       <w:bookmarkStart w:id="46" w:name="eq-saturated-deviance"/>
       <w:r>
         <w:t xml:space="preserve">$$
-    D_{\mathrm{sat}}= 2 \mathopen{}\left(\ell_{\mathrm{sat}}- \ell\mathopen{}\left(\hat{\mathord{\smash[b]{\underset{\raise.3ex\hbox{$\scriptstyle\sim$}}{\beta}}\vphantom{\beta}}}\right)\mathclose{}\right)\mathclose{}.
+    D_{\mathrm{sat}}= 2 \mathopen{}\left(\ell_{\mathrm{sat}}- {\ell\mathopen{}\left(\hat{\mathord{\smash[b]{\underset{\raise.3ex\hbox{$\scriptstyle\sim$}}{\beta}}\vphantom{\beta}}}\right)\mathclose{}}\right)\mathclose{}.
      \qquad(5)$$</w:t>
       </w:r>
       <w:bookmarkEnd w:id="46"/>
@@ -7304,7 +7304,7 @@
         <w:t xml:space="preserve"> </w:t>
       </w:r>
       <w:r>
-        <w:t xml:space="preserve">$\ell\mathopen{}\left(\hat{\mathord{\smash[b]{\underset{\raise.3ex\hbox{$\scriptstyle\sim$}}{\beta}}\vphantom{\beta}}}\right)\mathclose{} = \sum_{k=1}^{K}\mathopen{}\left\{s_k \ln \hat\pi_k + \mathopen{}\left(m_k - s_k\right)\mathclose{} {\ln\mathopen{}\left(1 - \hat\pi_k\right)\mathclose{}}\right\}\mathclose{}$</w:t>
+        <w:t xml:space="preserve">${\ell\mathopen{}\left(\hat{\mathord{\smash[b]{\underset{\raise.3ex\hbox{$\scriptstyle\sim$}}{\beta}}\vphantom{\beta}}}\right)\mathclose{}} = \sum_{k=1}^{K}\mathopen{}\left\{s_k \ln \hat\pi_k + \mathopen{}\left(m_k - s_k\right)\mathclose{} {\ln\mathopen{}\left(1 - \hat\pi_k\right)\mathclose{}}\right\}\mathclose{}$</w:t>
       </w:r>
       <w:r>
         <w:t xml:space="preserve">.</w:t>
@@ -8028,7 +8028,7 @@
         <w:t xml:space="preserve"> </w:t>
       </w:r>
       <w:r>
-        <w:t xml:space="preserve">$D= -2 \ell\mathopen{}\left(\hat{\mathord{\smash[b]{\underset{\raise.3ex\hbox{$\scriptstyle\sim$}}{\beta}}\vphantom{\beta}}}\right)\mathclose{}$</w:t>
+        <w:t xml:space="preserve">$D= -2 {\ell\mathopen{}\left(\hat{\mathord{\smash[b]{\underset{\raise.3ex\hbox{$\scriptstyle\sim$}}{\beta}}\vphantom{\beta}}}\right)\mathclose{}}$</w:t>
       </w:r>
       <w:r>
         <w:t xml:space="preserve">.</w:t>
@@ -8074,7 +8074,7 @@
         <w:t xml:space="preserve"> </w:t>
       </w:r>
       <w:r>
-        <w:t xml:space="preserve">$D_{\mathrm{sat}}= 2 \ell_{\mathrm{sat}}- 2 \ell\mathopen{}\left(\hat{\mathord{\smash[b]{\underset{\raise.3ex\hbox{$\scriptstyle\sim$}}{\beta}}\vphantom{\beta}}}\right)\mathclose{}$</w:t>
+        <w:t xml:space="preserve">$D_{\mathrm{sat}}= 2 \ell_{\mathrm{sat}}- 2 {\ell\mathopen{}\left(\hat{\mathord{\smash[b]{\underset{\raise.3ex\hbox{$\scriptstyle\sim$}}{\beta}}\vphantom{\beta}}}\right)\mathclose{}}$</w:t>
       </w:r>
       <w:r>
         <w:t xml:space="preserve">.</w:t>
@@ -8089,7 +8089,7 @@
         <w:t xml:space="preserve"> </w:t>
       </w:r>
       <w:r>
-        <w:t xml:space="preserve">$D= -2 \ell\mathopen{}\left(\hat{\mathord{\smash[b]{\underset{\raise.3ex\hbox{$\scriptstyle\sim$}}{\beta}}\vphantom{\beta}}}\right)\mathclose{}$</w:t>
+        <w:t xml:space="preserve">$D= -2 {\ell\mathopen{}\left(\hat{\mathord{\smash[b]{\underset{\raise.3ex\hbox{$\scriptstyle\sim$}}{\beta}}\vphantom{\beta}}}\right)\mathclose{}}$</w:t>
       </w:r>
       <w:r>
         <w:t xml:space="preserve"> </w:t>
